--- a/docs/answer-checking-guide.docx
+++ b/docs/answer-checking-guide.docx
@@ -109,7 +109,7 @@
           <w:rFonts w:ascii="Arial" w:cs="Arial" w:eastAsia="Arial" w:hAnsi="Arial"/>
           <w:color w:val="595959"/>
         </w:rPr>
-        <w:t xml:space="preserve">Version 1.0  ·  September 2026</w:t>
+        <w:t xml:space="preserve">Updated October 2026</w:t>
       </w:r>
     </w:p>
     <w:p>
@@ -1528,6 +1528,30 @@
           <w:b/>
           <w:bCs/>
         </w:rPr>
+        <w:t xml:space="preserve">Copied text earns no marks.</w:t>
+      </w:r>
+      <w:r>
+        <w:rPr>
+          <w:rFonts w:ascii="Arial" w:cs="Arial" w:eastAsia="Arial" w:hAnsi="Arial"/>
+        </w:rPr>
+        <w:t xml:space="preserve"> If a student pastes sentences from the tutorial note or from the question into their answer (with or without the heading), the Scenario Checker removes those sentences before marking. The student is told how many sentences were not credited. Answers written in the student's own words are not affected.</w:t>
+      </w:r>
+    </w:p>
+    <w:p>
+      <w:pPr>
+        <w:pBdr>
+          <w:left w:val="single" w:color="F0A020" w:sz="24" w:space="8"/>
+        </w:pBdr>
+        <w:shd w:fill="FFF4E5" w:color="auto" w:val="clear"/>
+        <w:spacing w:after="200" w:before="80"/>
+        <w:ind w:left="200" w:right="200"/>
+      </w:pPr>
+      <w:r>
+        <w:rPr>
+          <w:rFonts w:ascii="Arial" w:cs="Arial" w:eastAsia="Arial" w:hAnsi="Arial"/>
+          <w:b/>
+          <w:bCs/>
+        </w:rPr>
         <w:t xml:space="preserve">Important:</w:t>
       </w:r>
       <w:r>
@@ -1918,6 +1942,12 @@
         <w:spacing w:after="0" w:before="0"/>
         <w:ind w:left="200" w:right="200"/>
       </w:pPr>
+      <w:r>
+        <w:rPr>
+          <w:rFonts w:ascii="Arial" w:cs="Arial" w:eastAsia="Arial" w:hAnsi="Arial"/>
+        </w:rPr>
+        <w:t xml:space="preserve">Your ratio formulas are correct, but you did not apply Note 3, so the 1,050 write-down is missing and all five ratios differ from the reference (e.g. ROCE 27.8% vs 27.0%).</w:t>
+      </w:r>
     </w:p>
     <w:p>
       <w:pPr>
@@ -1931,8 +1961,10 @@
       <w:r>
         <w:rPr>
           <w:rFonts w:ascii="Arial" w:cs="Arial" w:eastAsia="Arial" w:hAnsi="Arial"/>
-        </w:rPr>
-        <w:t xml:space="preserve">Your ratio formulas are correct, but you did not apply Note 3, so the 1,050 write-down is missing and all five ratios differ from the reference (e.g. ROCE 27.8% vs 27.0%).</w:t>
+          <w:b/>
+          <w:bCs/>
+        </w:rPr>
+        <w:t xml:space="preserve">Marks deducted (5.4 of 10):</w:t>
       </w:r>
     </w:p>
     <w:p>
@@ -1944,6 +1976,12 @@
         <w:spacing w:after="0" w:before="0"/>
         <w:ind w:left="200" w:right="200"/>
       </w:pPr>
+      <w:r>
+        <w:rPr>
+          <w:rFonts w:ascii="Arial" w:cs="Arial" w:eastAsia="Arial" w:hAnsi="Arial"/>
+        </w:rPr>
+        <w:t xml:space="preserve">- Note 3 inventory write-down (−1.9, missing): You did not apply Note 3, so the 1,050 write-down to NRV was never recognised. Expected: write down inventory by 1,050.</w:t>
+      </w:r>
     </w:p>
     <w:p>
       <w:pPr>
@@ -1957,10 +1995,8 @@
       <w:r>
         <w:rPr>
           <w:rFonts w:ascii="Arial" w:cs="Arial" w:eastAsia="Arial" w:hAnsi="Arial"/>
-          <w:b/>
-          <w:bCs/>
-        </w:rPr>
-        <w:t xml:space="preserve">Marks deducted (5.4 of 10):</w:t>
+        </w:rPr>
+        <w:t xml:space="preserve">- ROCE (−1, partial): Correct formula, but you used the profit before the write-down. Expected: 27.0%. You wrote: 27.8%.</w:t>
       </w:r>
     </w:p>
     <w:p>
@@ -1976,7 +2012,7 @@
         <w:rPr>
           <w:rFonts w:ascii="Arial" w:cs="Arial" w:eastAsia="Arial" w:hAnsi="Arial"/>
         </w:rPr>
-        <w:t xml:space="preserve">- Note 3 inventory write-down (−1.9, missing): You did not apply Note 3, so the 1,050 write-down to NRV was never recognised. Expected: write down inventory by 1,050.</w:t>
+        <w:t xml:space="preserve">- Inventory holding period (−1, partial): Inventory and cost of sales were not adjusted. Expected: 17.8 days. You wrote: 20.6 days.</w:t>
       </w:r>
     </w:p>
     <w:p>
@@ -1992,7 +2028,7 @@
         <w:rPr>
           <w:rFonts w:ascii="Arial" w:cs="Arial" w:eastAsia="Arial" w:hAnsi="Arial"/>
         </w:rPr>
-        <w:t xml:space="preserve">- ROCE (−1, partial): Correct formula, but you used the profit before the write-down. Expected: 27.0%. You wrote: 27.8%.</w:t>
+        <w:t xml:space="preserve">- …and 3 more ratios (−0.5 each)</w:t>
       </w:r>
     </w:p>
     <w:p>
@@ -2007,8 +2043,16 @@
       <w:r>
         <w:rPr>
           <w:rFonts w:ascii="Arial" w:cs="Arial" w:eastAsia="Arial" w:hAnsi="Arial"/>
-        </w:rPr>
-        <w:t xml:space="preserve">- Inventory holding period (−1, partial): Inventory and cost of sales were not adjusted. Expected: 17.8 days. You wrote: 20.6 days.</w:t>
+          <w:b/>
+          <w:bCs/>
+        </w:rPr>
+        <w:t xml:space="preserve">Missing parts:</w:t>
+      </w:r>
+      <w:r>
+        <w:rPr>
+          <w:rFonts w:ascii="Arial" w:cs="Arial" w:eastAsia="Arial" w:hAnsi="Arial"/>
+        </w:rPr>
+        <w:t xml:space="preserve"> Note 3 inventory write-down.</w:t>
       </w:r>
     </w:p>
     <w:p>
@@ -2023,66 +2067,6 @@
       <w:r>
         <w:rPr>
           <w:rFonts w:ascii="Arial" w:cs="Arial" w:eastAsia="Arial" w:hAnsi="Arial"/>
-        </w:rPr>
-        <w:t xml:space="preserve">- …and 3 more ratios (−0.5 each)</w:t>
-      </w:r>
-    </w:p>
-    <w:p>
-      <w:pPr>
-        <w:pBdr>
-          <w:left w:val="single" w:color="F0A020" w:sz="24" w:space="8"/>
-        </w:pBdr>
-        <w:shd w:fill="FFF4E5" w:color="auto" w:val="clear"/>
-        <w:spacing w:after="0" w:before="0"/>
-        <w:ind w:left="200" w:right="200"/>
-      </w:pPr>
-    </w:p>
-    <w:p>
-      <w:pPr>
-        <w:pBdr>
-          <w:left w:val="single" w:color="F0A020" w:sz="24" w:space="8"/>
-        </w:pBdr>
-        <w:shd w:fill="FFF4E5" w:color="auto" w:val="clear"/>
-        <w:spacing w:after="0" w:before="0"/>
-        <w:ind w:left="200" w:right="200"/>
-      </w:pPr>
-      <w:r>
-        <w:rPr>
-          <w:rFonts w:ascii="Arial" w:cs="Arial" w:eastAsia="Arial" w:hAnsi="Arial"/>
-          <w:b/>
-          <w:bCs/>
-        </w:rPr>
-        <w:t xml:space="preserve">Missing parts:</w:t>
-      </w:r>
-      <w:r>
-        <w:rPr>
-          <w:rFonts w:ascii="Arial" w:cs="Arial" w:eastAsia="Arial" w:hAnsi="Arial"/>
-        </w:rPr>
-        <w:t xml:space="preserve"> Note 3 inventory write-down.</w:t>
-      </w:r>
-    </w:p>
-    <w:p>
-      <w:pPr>
-        <w:pBdr>
-          <w:left w:val="single" w:color="F0A020" w:sz="24" w:space="8"/>
-        </w:pBdr>
-        <w:shd w:fill="FFF4E5" w:color="auto" w:val="clear"/>
-        <w:spacing w:after="0" w:before="0"/>
-        <w:ind w:left="200" w:right="200"/>
-      </w:pPr>
-    </w:p>
-    <w:p>
-      <w:pPr>
-        <w:pBdr>
-          <w:left w:val="single" w:color="F0A020" w:sz="24" w:space="8"/>
-        </w:pBdr>
-        <w:shd w:fill="FFF4E5" w:color="auto" w:val="clear"/>
-        <w:spacing w:after="0" w:before="0"/>
-        <w:ind w:left="200" w:right="200"/>
-      </w:pPr>
-      <w:r>
-        <w:rPr>
-          <w:rFonts w:ascii="Arial" w:cs="Arial" w:eastAsia="Arial" w:hAnsi="Arial"/>
           <w:b/>
           <w:bCs/>
         </w:rPr>
@@ -2094,16 +2078,6 @@
         </w:rPr>
         <w:t xml:space="preserve"> all five ratio formulas are correct.</w:t>
       </w:r>
-    </w:p>
-    <w:p>
-      <w:pPr>
-        <w:pBdr>
-          <w:left w:val="single" w:color="F0A020" w:sz="24" w:space="8"/>
-        </w:pBdr>
-        <w:shd w:fill="FFF4E5" w:color="auto" w:val="clear"/>
-        <w:spacing w:after="0" w:before="0"/>
-        <w:ind w:left="200" w:right="200"/>
-      </w:pPr>
     </w:p>
     <w:p>
       <w:pPr>
@@ -2519,13 +2493,13 @@
           <w:bCs/>
           <w:color w:val="1F4E79"/>
         </w:rPr>
-        <w:t xml:space="preserve">STEP 2: Blank check</w:t>
-      </w:r>
-      <w:r>
-        <w:rPr>
-          <w:rFonts w:ascii="Arial" w:cs="Arial" w:eastAsia="Arial" w:hAnsi="Arial"/>
-        </w:rPr>
-        <w:t xml:space="preserve">  —  if the answer is empty, return 0 straight away</w:t>
+        <w:t xml:space="preserve">STEP 2: Blank &amp; copy check</w:t>
+      </w:r>
+      <w:r>
+        <w:rPr>
+          <w:rFonts w:ascii="Arial" w:cs="Arial" w:eastAsia="Arial" w:hAnsi="Arial"/>
+        </w:rPr>
+        <w:t xml:space="preserve">  —  copied tutorial-note/question sentences are removed; if nothing is left, return 0 straight away</w:t>
       </w:r>
     </w:p>
     <w:p>
@@ -2804,13 +2778,13 @@
           <w:b/>
           <w:bCs/>
         </w:rPr>
-        <w:t xml:space="preserve">Step 2: Blank check.</w:t>
-      </w:r>
-      <w:r>
-        <w:rPr>
-          <w:rFonts w:ascii="Arial" w:cs="Arial" w:eastAsia="Arial" w:hAnsi="Arial"/>
-        </w:rPr>
-        <w:t xml:space="preserve"> If nothing was written, the student gets 0 immediately and the AI is not called.</w:t>
+        <w:t xml:space="preserve">Step 2: Blank and copy check.</w:t>
+      </w:r>
+      <w:r>
+        <w:rPr>
+          <w:rFonts w:ascii="Arial" w:cs="Arial" w:eastAsia="Arial" w:hAnsi="Arial"/>
+        </w:rPr>
+        <w:t xml:space="preserve"> Any sentence the student copied word-for-word from the tutorial note or the question is removed, because copied text should not earn marks. If nothing is left (the answer was blank or entirely copied), the student gets 0 immediately and the AI is not called.</w:t>
       </w:r>
     </w:p>
     <w:p>
@@ -4493,13 +4467,13 @@
           <w:b/>
           <w:bCs/>
         </w:rPr>
-        <w:t xml:space="preserve">Copying the question back.</w:t>
-      </w:r>
-      <w:r>
-        <w:rPr>
-          <w:rFonts w:ascii="Arial" w:cs="Arial" w:eastAsia="Arial" w:hAnsi="Arial"/>
-        </w:rPr>
-        <w:t xml:space="preserve"> Text pasted from the question earns </w:t>
+        <w:t xml:space="preserve">Copying the question or the tutorial note.</w:t>
+      </w:r>
+      <w:r>
+        <w:rPr>
+          <w:rFonts w:ascii="Arial" w:cs="Arial" w:eastAsia="Arial" w:hAnsi="Arial"/>
+        </w:rPr>
+        <w:t xml:space="preserve"> Pasted sentences are removed before marking and earn </w:t>
       </w:r>
       <w:r>
         <w:rPr>
@@ -6408,7 +6382,57 @@
         <w:rPr>
           <w:rFonts w:ascii="Arial" w:cs="Arial" w:eastAsia="Arial" w:hAnsi="Arial"/>
         </w:rPr>
-        <w:t xml:space="preserve">The copied part is ignored and earns no marks.</w:t>
+        <w:t xml:space="preserve">The copied sentences are removed before marking, so they earn no marks. The reason tells the student how many sentences were not credited.</w:t>
+      </w:r>
+    </w:p>
+    <w:p>
+      <w:pPr>
+        <w:keepNext/>
+        <w:spacing w:after="40" w:before="200"/>
+      </w:pPr>
+      <w:r>
+        <w:rPr>
+          <w:rFonts w:ascii="Arial" w:cs="Arial" w:eastAsia="Arial" w:hAnsi="Arial"/>
+          <w:b/>
+          <w:bCs/>
+        </w:rPr>
+        <w:t xml:space="preserve">What if the student pastes the tutorial note into their answer, without the "Tutorial Note" heading?</w:t>
+      </w:r>
+    </w:p>
+    <w:p>
+      <w:pPr>
+        <w:spacing w:after="120"/>
+      </w:pPr>
+      <w:r>
+        <w:rPr>
+          <w:rFonts w:ascii="Arial" w:cs="Arial" w:eastAsia="Arial" w:hAnsi="Arial"/>
+        </w:rPr>
+        <w:t xml:space="preserve">Those sentences are recognised as copied and removed before marking, even with small typos or a few words changed, so they earn no marks. If the whole answer was copied, the score is 0.</w:t>
+      </w:r>
+    </w:p>
+    <w:p>
+      <w:pPr>
+        <w:keepNext/>
+        <w:spacing w:after="40" w:before="200"/>
+      </w:pPr>
+      <w:r>
+        <w:rPr>
+          <w:rFonts w:ascii="Arial" w:cs="Arial" w:eastAsia="Arial" w:hAnsi="Arial"/>
+          <w:b/>
+          <w:bCs/>
+        </w:rPr>
+        <w:t xml:space="preserve">Could a student who writes honestly be caught by mistake?</w:t>
+      </w:r>
+    </w:p>
+    <w:p>
+      <w:pPr>
+        <w:spacing w:after="120"/>
+      </w:pPr>
+      <w:r>
+        <w:rPr>
+          <w:rFonts w:ascii="Arial" w:cs="Arial" w:eastAsia="Arial" w:hAnsi="Arial"/>
+        </w:rPr>
+        <w:t xml:space="preserve">Very unlikely. Only near word-for-word copying is removed: at least 90% of a sentence matching the source in the same order. Short points (under 6 words) are never removed, and answers that explain the same idea in the student's own words are kept.</w:t>
       </w:r>
     </w:p>
     <w:p>
@@ -6590,6 +6614,7 @@
     </w:r>
     <w:r>
       <w:rPr>
+        <w:rFonts w:ascii="Arial" w:cs="Arial" w:eastAsia="Arial" w:hAnsi="Arial"/>
         <w:color w:val="808080"/>
         <w:sz w:val="18"/>
         <w:szCs w:val="18"/>
